--- a/klagomål/A 41079-2026 FSC-klagomål.docx
+++ b/klagomål/A 41079-2026 FSC-klagomål.docx
@@ -1297,7 +1297,7 @@
     <w:r>
       <w:tab/>
       <w:tab/>
-      <w:t>2026-10-20</w:t>
+      <w:t>2026-10-21</w:t>
       <w:br/>
       <w:br/>
     </w:r>

--- a/klagomål/A 41079-2026 FSC-klagomål.docx
+++ b/klagomål/A 41079-2026 FSC-klagomål.docx
@@ -1297,7 +1297,7 @@
     <w:r>
       <w:tab/>
       <w:tab/>
-      <w:t>2026-10-21</w:t>
+      <w:t>2026-10-22</w:t>
       <w:br/>
       <w:br/>
     </w:r>

--- a/klagomål/A 41079-2026 FSC-klagomål.docx
+++ b/klagomål/A 41079-2026 FSC-klagomål.docx
@@ -221,7 +221,7 @@
     </w:p>
     <w:p>
       <w:r>
-        <w:t>I och inom 1 meter från avverkningsanmälan finns fynd av 8 naturvårdsarter, varav 4 är rödlistade, 4 är fridlysta, 7 är typiska (T) och 2 är signalarter (S): rosenticka (NT, T), talltita (NT, §4), tretåig hackspett (NT, T, §4), ullticka (NT, T), korallblylav (S, T), vedticka (S, T), spillkråka (T, §4) och tofsmes (T, §4). Se Figur 1.</w:t>
+        <w:t>I och inom 1 meter från avverkningsanmälan finns fynd av 9 naturvårdsarter, varav 4 är rödlistade, 4 är fridlysta, 7 är typiska (T) och 3 är signalarter (S): rosenticka (NT, T), talltita (NT, §4), tretåig hackspett (NT, T, §4), ullticka (NT, T), korallblylav (S, T), vedticka (S, T), vågbandad barkbock (S), spillkråka (T, §4) och tofsmes (T, §4). Se Figur 1.</w:t>
       </w:r>
     </w:p>
     <w:p>
@@ -426,6 +426,17 @@
         <w:rPr>
           <w:b/>
         </w:rPr>
+        <w:t xml:space="preserve">Vågbandad barkbock </w:t>
+      </w:r>
+      <w:r>
+        <w:t>är en långhorning vars larvutveckling sker under bark på nyligen döda stående barrträd, främst gran, mer undantagsvis på tall. Främst i stående träd, särskilt gamla, långsamvuxna granar med grov bark, även i grövre grenar, stubbar eller vindfällen. Arten är starkt knuten till naturskogsliknande granskogar, och gynnas av extrema torrsomrar som försvagar träden. Arten påverkas negativt av brist på kontinuitetsskog och en minskning av populationen pågår eller förväntas ske (SLU Artdatabanken, 2025).</w:t>
+      </w:r>
+    </w:p>
+    <w:p>
+      <w:r>
+        <w:rPr>
+          <w:b/>
+        </w:rPr>
         <w:t>Spillkråka (§4)</w:t>
       </w:r>
       <w:r>
@@ -576,7 +587,7 @@
         <w:rPr>
           <w:i/>
         </w:rPr>
-        <w:t>I det avverkningsanmälda skogsområdet har 8 naturvårdsarter varav 4 rödlistade arter sina livsmiljöer och växtplatser.</w:t>
+        <w:t>I det avverkningsanmälda skogsområdet har 9 naturvårdsarter varav 4 rödlistade arter sina livsmiljöer och växtplatser.</w:t>
       </w:r>
     </w:p>
     <w:p>
@@ -1297,7 +1308,7 @@
     <w:r>
       <w:tab/>
       <w:tab/>
-      <w:t>2026-10-22</w:t>
+      <w:t>2026-10-23</w:t>
       <w:br/>
       <w:br/>
     </w:r>

--- a/klagomål/A 41079-2026 FSC-klagomål.docx
+++ b/klagomål/A 41079-2026 FSC-klagomål.docx
@@ -1308,7 +1308,7 @@
     <w:r>
       <w:tab/>
       <w:tab/>
-      <w:t>2026-10-23</w:t>
+      <w:t>2026-10-24</w:t>
       <w:br/>
       <w:br/>
     </w:r>

--- a/klagomål/A 41079-2026 FSC-klagomål.docx
+++ b/klagomål/A 41079-2026 FSC-klagomål.docx
@@ -1308,7 +1308,7 @@
     <w:r>
       <w:tab/>
       <w:tab/>
-      <w:t>2026-10-24</w:t>
+      <w:t>2026-10-25</w:t>
       <w:br/>
       <w:br/>
     </w:r>

--- a/klagomål/A 41079-2026 FSC-klagomål.docx
+++ b/klagomål/A 41079-2026 FSC-klagomål.docx
@@ -1308,7 +1308,7 @@
     <w:r>
       <w:tab/>
       <w:tab/>
-      <w:t>2026-10-25</w:t>
+      <w:t>2026-10-26</w:t>
       <w:br/>
       <w:br/>
     </w:r>

--- a/klagomål/A 41079-2026 FSC-klagomål.docx
+++ b/klagomål/A 41079-2026 FSC-klagomål.docx
@@ -1308,7 +1308,7 @@
     <w:r>
       <w:tab/>
       <w:tab/>
-      <w:t>2026-10-26</w:t>
+      <w:t>2026-10-27</w:t>
       <w:br/>
       <w:br/>
     </w:r>

--- a/klagomål/A 41079-2026 FSC-klagomål.docx
+++ b/klagomål/A 41079-2026 FSC-klagomål.docx
@@ -1308,7 +1308,7 @@
     <w:r>
       <w:tab/>
       <w:tab/>
-      <w:t>2026-10-27</w:t>
+      <w:t>2026-10-28</w:t>
       <w:br/>
       <w:br/>
     </w:r>

--- a/klagomål/A 41079-2026 FSC-klagomål.docx
+++ b/klagomål/A 41079-2026 FSC-klagomål.docx
@@ -1308,7 +1308,7 @@
     <w:r>
       <w:tab/>
       <w:tab/>
-      <w:t>2026-10-28</w:t>
+      <w:t>2026-10-29</w:t>
       <w:br/>
       <w:br/>
     </w:r>

--- a/klagomål/A 41079-2026 FSC-klagomål.docx
+++ b/klagomål/A 41079-2026 FSC-klagomål.docx
@@ -1308,7 +1308,7 @@
     <w:r>
       <w:tab/>
       <w:tab/>
-      <w:t>2026-10-29</w:t>
+      <w:t>2026-10-31</w:t>
       <w:br/>
       <w:br/>
     </w:r>
